--- a/Weekly Log Book.docx
+++ b/Weekly Log Book.docx
@@ -249,25 +249,65 @@
         <w:t>31/01/2026 – Week 2</w:t>
       </w:r>
     </w:p>
+    <w:p>
+      <w:r>
+        <w:t>This week, I delivered my project presentation to my supervisor and second reader and received detailed feedback on both the technical scope and direction of my project. Based on their advice, I decided to refocus the main development effort on the NLP component, as this is the most technically challenging and critical part of the AI Career Advisor system.</w:t>
+      </w:r>
+    </w:p>
+    <w:p>
+      <w:r>
+        <w:t>Following the presentation, I reviewed my existing matching approach and began researching more advanced NLP techniques for CV and job description analysis. I compared TF-IDF–based methods with embedding-based approaches using models from Hugging Face and OpenAI, focusing on which techniques would provide more accurate semantic matching. I also started planning how the NLP pipeline should be structured, including text preprocessing, embedding generation, and evaluation.</w:t>
+      </w:r>
+    </w:p>
+    <w:p>
+      <w:r>
+        <w:t>Next week, I plan to begin implementing the updated NLP pipeline, test it on sample CVs and job descriptions, and start defining clear evaluation metrics to measure its performance.</w:t>
+      </w:r>
+    </w:p>
+    <w:p/>
     <w:p/>
     <w:p>
       <w:r>
         <w:t>06/02/2026 – Week 3</w:t>
       </w:r>
     </w:p>
+    <w:p>
+      <w:r>
+        <w:t>This week, I continued focusing on the NLP component of the AI Career Advisor, as this will be the most complex and important part of the system. I spent time designing the structure of the NLP pipeline in more detail, breaking it down into clear steps such as text extraction, preprocessing, embedding generation, and similarity comparison. This helped me understand how each stage connects and where potential issues might arise.</w:t>
+      </w:r>
+    </w:p>
+    <w:p>
+      <w:r>
+        <w:t xml:space="preserve">I also began testing the NLP approach using small sample datasets of CVs and job descriptions to see how well key skills and experience are represented in the embeddings. </w:t>
+      </w:r>
+    </w:p>
+    <w:p>
+      <w:r>
+        <w:t>Next week, I plan to refine the preprocessing step further and integrate the NLP pipeline more tightly with the backend so it can be tested end-to-end.</w:t>
+      </w:r>
+    </w:p>
+    <w:p/>
     <w:p/>
     <w:p>
       <w:r>
         <w:t>13/02/2026 – Week 4</w:t>
       </w:r>
     </w:p>
-    <w:p/>
+    <w:p>
+      <w:r>
+        <w:t>This week, I focused on refining the preprocessing stage of the NLP pipeline. I improved how text is cleaned and structured before being converted into embeddings, including removing unnecessary formatting, normalising case, and filtering irrelevant characters. I also worked on identifying and separating different CV sections such as skills, education, and experience to ensure the model processes meaningful content rather than raw text blocks.</w:t>
+      </w:r>
+    </w:p>
     <w:p>
       <w:r>
         <w:t>20/02/2026 – Week 5</w:t>
       </w:r>
     </w:p>
-    <w:p/>
+    <w:p>
+      <w:r>
+        <w:t>I began integrating the embedding generation step more tightly with the backend so that CVs and job descriptions can be processed dynamically rather than manually. I started testing how these embeddings interact with the FAISS vector store and observed how similarity scores change when preprocessing is adjusted.</w:t>
+      </w:r>
+    </w:p>
     <w:p>
       <w:r>
         <w:t>27/02/2026 – Week 6</w:t>

--- a/Weekly Log Book.docx
+++ b/Weekly Log Book.docx
@@ -313,22 +313,113 @@
         <w:t>27/02/2026 – Week 6</w:t>
       </w:r>
     </w:p>
+    <w:p>
+      <w:r>
+        <w:t>This week, I implemented the FAISS vector store that will power the semantic matching capabilities of the AI Career Advisor. I created a dedicated FAISS index for storing embeddings and added support for attaching metadata (such as resume IDs and job IDs) so that similarity results can be linked back to actual database entries. I also refined the preprocessing module, ensuring CV text is normalized before embedding.</w:t>
+      </w:r>
+    </w:p>
+    <w:p>
+      <w:r>
+        <w:t>Additionally, I began adding embedding support for job descriptions so the system can compare CV vectors to job posting vectors. This included preparing the backend functions that will generate embeddings for new job postings when recruiters upload them.</w:t>
+      </w:r>
+    </w:p>
     <w:p/>
     <w:p>
       <w:r>
         <w:t>06/03/2026 – Week 7</w:t>
       </w:r>
     </w:p>
+    <w:p>
+      <w:r>
+        <w:t>This week, I focused on completing the first end-to-end version of the semantic matching workflow. I added embedding generation for job postings and stored both CV and job embeddings inside the FAISS index with their associated metadata. I then began building the new match search endpoint that retrieves a resume’s embedding, performs a FAISS similarity search, and returns the top job matches.</w:t>
+      </w:r>
+    </w:p>
+    <w:p>
+      <w:r>
+        <w:t>I also reviewed how match results will be displayed on the job seeker dashboard and designed a clear data structure for returning job metadata, descriptions, and similarity scores to the frontend. This will allow me to fully implement the comparison viewer next.</w:t>
+      </w:r>
+    </w:p>
     <w:p/>
     <w:p>
       <w:r>
         <w:t>13/03/2026 – Week 8</w:t>
       </w:r>
     </w:p>
+    <w:p>
+      <w:r>
+        <w:t xml:space="preserve">This week, I expanded the functionality of the AI Career Advisor by beginning work on two new features: </w:t>
+      </w:r>
+      <w:r>
+        <w:rPr>
+          <w:b/>
+          <w:bCs/>
+        </w:rPr>
+        <w:t>resume improvement suggestions</w:t>
+      </w:r>
+      <w:r>
+        <w:t xml:space="preserve"> and </w:t>
+      </w:r>
+      <w:r>
+        <w:rPr>
+          <w:b/>
+          <w:bCs/>
+        </w:rPr>
+        <w:t>missing skills highlighting</w:t>
+      </w:r>
+      <w:r>
+        <w:t>. Based on feedback and the project requirements, I designed a simple NLP-driven rules system that compares the extracted CV content with the extracted job requirements to identify skills the candidate may be missing. I also drafted the logic for generating improvement tips, such as recommending specific keywords, skill phrasing, or formatting adjustments.</w:t>
+      </w:r>
+    </w:p>
+    <w:p>
+      <w:r>
+        <w:lastRenderedPageBreak/>
+        <w:t>Alongside these features, I continued developing the matching pipeline. I completed the backend logic that retrieves resume embeddings, performs FAISS similarity search, and structures match results, including similarity scores and job metadata. I also prepared the frontend selector interface for comparing a CV to multiple job postings.</w:t>
+      </w:r>
+    </w:p>
+    <w:p>
+      <w:r>
+        <w:t>To support more realistic testing, I started collecting sample job postings and datasets that will be used for evaluating match quality and improvement suggestions. Next week, I plan to integrate missing-skills highlighting directly into the comparison viewer, finish the resume improvement system, and complete the final version of the job seeker dashboard.</w:t>
+      </w:r>
+    </w:p>
     <w:p/>
     <w:p>
       <w:r>
         <w:t>20/03/2026 – Week 9</w:t>
+      </w:r>
+    </w:p>
+    <w:p>
+      <w:r>
+        <w:t xml:space="preserve">This week, I expanded the functionality of the AI Career Advisor by beginning work on two new features: </w:t>
+      </w:r>
+      <w:r>
+        <w:rPr>
+          <w:b/>
+          <w:bCs/>
+        </w:rPr>
+        <w:t>resume improvement suggestions</w:t>
+      </w:r>
+      <w:r>
+        <w:t xml:space="preserve"> and </w:t>
+      </w:r>
+      <w:r>
+        <w:rPr>
+          <w:b/>
+          <w:bCs/>
+        </w:rPr>
+        <w:t>missing skills highlighting</w:t>
+      </w:r>
+      <w:r>
+        <w:t>. Based on feedback and the project requirements, I designed a simple NLP-driven rules system that compares the extracted CV content with the extracted job requirements to identify skills the candidate may be missing. I also drafted the logic for generating improvement tips, such as recommending specific keywords, skill phrasing, or formatting adjustments.</w:t>
+      </w:r>
+    </w:p>
+    <w:p>
+      <w:r>
+        <w:t>Alongside these features, I continued developing the matching pipeline. I completed the backend logic that retrieves resume embeddings, performs FAISS similarity search, and structures match results, including similarity scores and job metadata. I also prepared the frontend selector interface for comparing a CV to multiple job postings.</w:t>
+      </w:r>
+    </w:p>
+    <w:p>
+      <w:r>
+        <w:t>To support more realistic testing, I started collecting sample job postings and datasets that will be used for evaluating match quality and improvement suggestions. Next week, I plan to integrate missing-skills highlighting directly into the comparison viewer, finish the resume improvement system, and complete the final version of the job seeker dashboard.</w:t>
       </w:r>
     </w:p>
     <w:p/>
